--- a/klagomål/A 41923-2026 FSC-klagomål.docx
+++ b/klagomål/A 41923-2026 FSC-klagomål.docx
@@ -1237,7 +1237,7 @@
     <w:r>
       <w:tab/>
       <w:tab/>
-      <w:t>2026-10-09</w:t>
+      <w:t>2026-10-10</w:t>
       <w:br/>
       <w:br/>
     </w:r>

--- a/klagomål/A 41923-2026 FSC-klagomål.docx
+++ b/klagomål/A 41923-2026 FSC-klagomål.docx
@@ -1237,7 +1237,7 @@
     <w:r>
       <w:tab/>
       <w:tab/>
-      <w:t>2026-10-10</w:t>
+      <w:t>2026-10-11</w:t>
       <w:br/>
       <w:br/>
     </w:r>

--- a/klagomål/A 41923-2026 FSC-klagomål.docx
+++ b/klagomål/A 41923-2026 FSC-klagomål.docx
@@ -1237,7 +1237,7 @@
     <w:r>
       <w:tab/>
       <w:tab/>
-      <w:t>2026-10-11</w:t>
+      <w:t>2026-10-12</w:t>
       <w:br/>
       <w:br/>
     </w:r>

--- a/klagomål/A 41923-2026 FSC-klagomål.docx
+++ b/klagomål/A 41923-2026 FSC-klagomål.docx
@@ -1237,7 +1237,7 @@
     <w:r>
       <w:tab/>
       <w:tab/>
-      <w:t>2026-10-12</w:t>
+      <w:t>2026-10-13</w:t>
       <w:br/>
       <w:br/>
     </w:r>

--- a/klagomål/A 41923-2026 FSC-klagomål.docx
+++ b/klagomål/A 41923-2026 FSC-klagomål.docx
@@ -1237,7 +1237,7 @@
     <w:r>
       <w:tab/>
       <w:tab/>
-      <w:t>2026-10-13</w:t>
+      <w:t>2026-10-14</w:t>
       <w:br/>
       <w:br/>
     </w:r>

--- a/klagomål/A 41923-2026 FSC-klagomål.docx
+++ b/klagomål/A 41923-2026 FSC-klagomål.docx
@@ -1237,7 +1237,7 @@
     <w:r>
       <w:tab/>
       <w:tab/>
-      <w:t>2026-10-14</w:t>
+      <w:t>2026-10-15</w:t>
       <w:br/>
       <w:br/>
     </w:r>

--- a/klagomål/A 41923-2026 FSC-klagomål.docx
+++ b/klagomål/A 41923-2026 FSC-klagomål.docx
@@ -1237,7 +1237,7 @@
     <w:r>
       <w:tab/>
       <w:tab/>
-      <w:t>2026-10-15</w:t>
+      <w:t>2026-10-16</w:t>
       <w:br/>
       <w:br/>
     </w:r>

--- a/klagomål/A 41923-2026 FSC-klagomål.docx
+++ b/klagomål/A 41923-2026 FSC-klagomål.docx
@@ -1237,7 +1237,7 @@
     <w:r>
       <w:tab/>
       <w:tab/>
-      <w:t>2026-10-16</w:t>
+      <w:t>2026-10-17</w:t>
       <w:br/>
       <w:br/>
     </w:r>

--- a/klagomål/A 41923-2026 FSC-klagomål.docx
+++ b/klagomål/A 41923-2026 FSC-klagomål.docx
@@ -1237,7 +1237,7 @@
     <w:r>
       <w:tab/>
       <w:tab/>
-      <w:t>2026-10-17</w:t>
+      <w:t>2026-10-18</w:t>
       <w:br/>
       <w:br/>
     </w:r>

--- a/klagomål/A 41923-2026 FSC-klagomål.docx
+++ b/klagomål/A 41923-2026 FSC-klagomål.docx
@@ -1237,7 +1237,7 @@
     <w:r>
       <w:tab/>
       <w:tab/>
-      <w:t>2026-10-18</w:t>
+      <w:t>2026-10-19</w:t>
       <w:br/>
       <w:br/>
     </w:r>

--- a/klagomål/A 41923-2026 FSC-klagomål.docx
+++ b/klagomål/A 41923-2026 FSC-klagomål.docx
@@ -1237,7 +1237,7 @@
     <w:r>
       <w:tab/>
       <w:tab/>
-      <w:t>2026-10-19</w:t>
+      <w:t>2026-10-20</w:t>
       <w:br/>
       <w:br/>
     </w:r>

--- a/klagomål/A 41923-2026 FSC-klagomål.docx
+++ b/klagomål/A 41923-2026 FSC-klagomål.docx
@@ -1237,7 +1237,7 @@
     <w:r>
       <w:tab/>
       <w:tab/>
-      <w:t>2026-10-20</w:t>
+      <w:t>2026-10-21</w:t>
       <w:br/>
       <w:br/>
     </w:r>

--- a/klagomål/A 41923-2026 FSC-klagomål.docx
+++ b/klagomål/A 41923-2026 FSC-klagomål.docx
@@ -1237,7 +1237,7 @@
     <w:r>
       <w:tab/>
       <w:tab/>
-      <w:t>2026-10-21</w:t>
+      <w:t>2026-10-22</w:t>
       <w:br/>
       <w:br/>
     </w:r>

--- a/klagomål/A 41923-2026 FSC-klagomål.docx
+++ b/klagomål/A 41923-2026 FSC-klagomål.docx
@@ -1237,7 +1237,7 @@
     <w:r>
       <w:tab/>
       <w:tab/>
-      <w:t>2026-10-22</w:t>
+      <w:t>2026-10-23</w:t>
       <w:br/>
       <w:br/>
     </w:r>

--- a/klagomål/A 41923-2026 FSC-klagomål.docx
+++ b/klagomål/A 41923-2026 FSC-klagomål.docx
@@ -1237,7 +1237,7 @@
     <w:r>
       <w:tab/>
       <w:tab/>
-      <w:t>2026-10-23</w:t>
+      <w:t>2026-10-24</w:t>
       <w:br/>
       <w:br/>
     </w:r>

--- a/klagomål/A 41923-2026 FSC-klagomål.docx
+++ b/klagomål/A 41923-2026 FSC-klagomål.docx
@@ -1237,7 +1237,7 @@
     <w:r>
       <w:tab/>
       <w:tab/>
-      <w:t>2026-10-24</w:t>
+      <w:t>2026-10-25</w:t>
       <w:br/>
       <w:br/>
     </w:r>

--- a/klagomål/A 41923-2026 FSC-klagomål.docx
+++ b/klagomål/A 41923-2026 FSC-klagomål.docx
@@ -1237,7 +1237,7 @@
     <w:r>
       <w:tab/>
       <w:tab/>
-      <w:t>2026-10-25</w:t>
+      <w:t>2026-10-26</w:t>
       <w:br/>
       <w:br/>
     </w:r>

--- a/klagomål/A 41923-2026 FSC-klagomål.docx
+++ b/klagomål/A 41923-2026 FSC-klagomål.docx
@@ -1237,7 +1237,7 @@
     <w:r>
       <w:tab/>
       <w:tab/>
-      <w:t>2026-10-26</w:t>
+      <w:t>2026-10-27</w:t>
       <w:br/>
       <w:br/>
     </w:r>

--- a/klagomål/A 41923-2026 FSC-klagomål.docx
+++ b/klagomål/A 41923-2026 FSC-klagomål.docx
@@ -1237,7 +1237,7 @@
     <w:r>
       <w:tab/>
       <w:tab/>
-      <w:t>2026-10-27</w:t>
+      <w:t>2026-10-28</w:t>
       <w:br/>
       <w:br/>
     </w:r>

--- a/klagomål/A 41923-2026 FSC-klagomål.docx
+++ b/klagomål/A 41923-2026 FSC-klagomål.docx
@@ -216,12 +216,12 @@
         <w:spacing w:after="240"/>
       </w:pPr>
       <w:r>
-        <w:t>Figur 1. Fyndplatser för naturvårdsarter i och inom 19 meter från avverkningsanmälan. Markörer utan svart kant är placerade på fyndplatsen. Markörer med svart kant är placerade vid sidan av fyndplatsen och har ett svart streck som visar fyndplatsens exakta position. Kartans mittpunktskoordinat är N 6774515, E 496606 i SWEREF 99 TM.</w:t>
+        <w:t>Figur 1. Fyndplatser för naturvårdsarter i och inom 25 meter från avverkningsanmälan. Markörer utan svart kant är placerade på fyndplatsen. Markörer med svart kant är placerade vid sidan av fyndplatsen och har ett svart streck som visar fyndplatsens exakta position. Kartans mittpunktskoordinat är N 6774515, E 496606 i SWEREF 99 TM.</w:t>
       </w:r>
     </w:p>
     <w:p>
       <w:r>
-        <w:t>I och inom 19 meter från avverkningsanmälan finns fynd av 3 naturvårdsarter, varav 1 är rödlistad, 2 är fridlysta, 3 är typiska (T) och 1 är signalart (S): tretåig hackspett (NT, T, §4), mindre märgborre (S, T) och spillkråka (T, §4). Se Figur 1.</w:t>
+        <w:t>I och inom 25 meter från avverkningsanmälan finns fynd av 6 naturvårdsarter, varav 4 är rödlistade, 2 är fridlysta, 6 är typiska (T) och 1 är signalart (S): garnlav (VU, T), dvärgbägarlav (NT, T), tretåig hackspett (NT, T, §4), vedskivlav (NT, T), mindre märgborre (S, T) och spillkråka (T, §4). Se Figur 1.</w:t>
       </w:r>
     </w:p>
     <w:p>
@@ -252,6 +252,55 @@
         <w:rPr>
           <w:b/>
         </w:rPr>
+        <w:t>Garnlav (VU)</w:t>
+      </w:r>
+      <w:r>
+        <w:t xml:space="preserve"> är en utpräglad barrskogsart som ibland kan drapera träden i norrländska grannaturskogar med hög luftfuktighet. Den förekommer även i talldominerade bestånd där den, förutom i trädens grenverk, påträffas hängande över ojämnheter i tallbarken. Arten har minskat starkt i södra och mellersta Sverige och den minskar även i sitt nordliga utbredningsområde. Minskningstakten uppgår till 30 (20–50) % inom 50 år och överstiger gränsvärdet för Sårbar (VU). Orsaken till tillbakagången beror främst på slutavverkningar av naturskogsartade skogar. Bestånd med riklig förekomst bör regelmässigt sparas, vilket även gynnar flera andra sällsynta och rödlistade arter. Garnlav är värdväxt för den mycket sällsynta och akut hotade fjärilen barrskogslavfly (CR) som hör hemma i boreala barrskogar med riklig förekomst av värdväxten. Tidigare kunde arten konstateras årligen på flera platser vid Dala-Floda i Dalarna innan lokalerna kalavverkades. Senaste fyndet i landet av barrskogslavfly är från år 2000 då den påträffades vid Högberget i Sollefteå kommun. Garnlav är typisk art för </w:t>
+      </w:r>
+      <w:r>
+        <w:rPr>
+          <w:i/>
+        </w:rPr>
+        <w:t xml:space="preserve">9010 Taiga </w:t>
+      </w:r>
+      <w:r>
+        <w:t>och</w:t>
+      </w:r>
+      <w:r>
+        <w:rPr>
+          <w:i/>
+        </w:rPr>
+        <w:t xml:space="preserve"> 9070 Trädklädd betesmark</w:t>
+      </w:r>
+      <w:r>
+        <w:t xml:space="preserve"> (SLU Artdatabanken, 2026).</w:t>
+      </w:r>
+    </w:p>
+    <w:p>
+      <w:r>
+        <w:rPr>
+          <w:b/>
+        </w:rPr>
+        <w:t>Dvärgbägarlav (NT)</w:t>
+      </w:r>
+      <w:r>
+        <w:t xml:space="preserve"> förekommer över hela Sverige på gammal hård ved, huvudsakligen på tall men i södra Sverige även på ek. Veden utgörs framförallt av grova stubbar, lågor och grenar. Substratet har blivit sällsyntare och nybildning av substrat sker bara i begränsad omfattning. Arten hotas av att grova lågor blir allt sällsyntare i dagens kulturskogar samt att nybildningen av lämpliga substrat går mycket långsamt. En riklig tillgång på gamla tall- eller eklågor måste säkerställas på artens lokaler. Dvärgbägarlav är typisk art för </w:t>
+      </w:r>
+      <w:r>
+        <w:rPr>
+          <w:i/>
+        </w:rPr>
+        <w:t>9010 Taiga</w:t>
+      </w:r>
+      <w:r>
+        <w:t xml:space="preserve"> (SLU Artdatabanken, 2024; Nitare &amp; Skogsstyrelsen, 2019).</w:t>
+      </w:r>
+    </w:p>
+    <w:p>
+      <w:r>
+        <w:rPr>
+          <w:b/>
+        </w:rPr>
         <w:t>Tretåig hackspett (NT, §4)</w:t>
       </w:r>
       <w:r>
@@ -274,6 +323,26 @@
       </w:r>
       <w:r>
         <w:t xml:space="preserve"> (Skogsstyrelsen, 2016; SLU Artdatabanken, 2024).</w:t>
+      </w:r>
+    </w:p>
+    <w:p>
+      <w:r>
+        <w:rPr>
+          <w:b/>
+        </w:rPr>
+        <w:t>Vedskivlav (NT)</w:t>
+      </w:r>
+      <w:r>
+        <w:t xml:space="preserve"> växer på gammal, torr, exponerad, hård kärnved av framförallt tall i naturskogsartade bestånd. Avverkning av tallskog av naturskogskaraktär med spår av återkommande bränder är ett hot. Mängden lämplig ved att växa på för vedskivlav minskar, dels på grund av naturlig nedbrytning men framförallt på grund av att de förstörs i samband med slutavverkningar, gallringar och markberedning. Tall- och blandbarrskogar av naturskogskaraktär med spår av återkommande bränder bör skyddas. Vedskivlav är typisk art för </w:t>
+      </w:r>
+      <w:r>
+        <w:rPr>
+          <w:i/>
+        </w:rPr>
+        <w:t>9010 Taiga</w:t>
+      </w:r>
+      <w:r>
+        <w:t xml:space="preserve"> (SLU Artdatabanken, 2024).</w:t>
       </w:r>
     </w:p>
     <w:p>
@@ -440,7 +509,7 @@
         <w:rPr>
           <w:i/>
         </w:rPr>
-        <w:t>I det avverkningsanmälda skogsområdet har 3 naturvårdsarter varav 1 rödlistade arter sina livsmiljöer och växtplatser.</w:t>
+        <w:t>I det avverkningsanmälda skogsområdet har 6 naturvårdsarter varav 4 rödlistade arter sina livsmiljöer och växtplatser.</w:t>
       </w:r>
     </w:p>
     <w:p>
@@ -1237,7 +1306,7 @@
     <w:r>
       <w:tab/>
       <w:tab/>
-      <w:t>2026-10-28</w:t>
+      <w:t>2026-10-29</w:t>
       <w:br/>
       <w:br/>
     </w:r>

--- a/klagomål/A 41923-2026 FSC-klagomål.docx
+++ b/klagomål/A 41923-2026 FSC-klagomål.docx
@@ -221,7 +221,7 @@
     </w:p>
     <w:p>
       <w:r>
-        <w:t>I och inom 25 meter från avverkningsanmälan finns fynd av 6 naturvårdsarter, varav 4 är rödlistade, 2 är fridlysta, 6 är typiska (T) och 1 är signalart (S): garnlav (VU, T), dvärgbägarlav (NT, T), tretåig hackspett (NT, T, §4), vedskivlav (NT, T), mindre märgborre (S, T) och spillkråka (T, §4). Se Figur 1.</w:t>
+        <w:t>I och inom 25 meter från avverkningsanmälan finns fynd av 10 naturvårdsarter, varav 6 är rödlistade, 3 är fridlysta, 10 är typiska (T) och 1 är signalart (S): garnlav (VU, T), dvärgbägarlav (NT, T), tallticka (NT, T), tretåig hackspett (NT, T, §4), ullticka (NT, T), vedskivlav (NT, T), mindre märgborre (S, T), linnea (T), spillkråka (T, §4) och tjäder (T, §4). Se Figur 1.</w:t>
       </w:r>
     </w:p>
     <w:p>
@@ -301,6 +301,35 @@
         <w:rPr>
           <w:b/>
         </w:rPr>
+        <w:t xml:space="preserve">Tallticka (NT) </w:t>
+      </w:r>
+      <w:r>
+        <w:t xml:space="preserve">uppträder först på tallar som är 100–150 år gamla men är vanligast på träd som är runt 150–200 år eller äldre. I skogslandskapet är den främst knuten till tallnaturskogar och restbiotoper med biologiskt gamla träd och signalerar vanligtvis skyddsvärda tallbestånd med höga naturvärden. Tallticka är typisk art för </w:t>
+      </w:r>
+      <w:r>
+        <w:rPr>
+          <w:i/>
+        </w:rPr>
+        <w:t xml:space="preserve">9010 Taiga </w:t>
+      </w:r>
+      <w:r>
+        <w:t xml:space="preserve">och </w:t>
+      </w:r>
+      <w:r>
+        <w:rPr>
+          <w:i/>
+        </w:rPr>
+        <w:t>9060 Åsbarrskog</w:t>
+      </w:r>
+      <w:r>
+        <w:t xml:space="preserve"> (SLU Artdatabanken, 2023; Nitare &amp; Skogsstyrelsen, 2019).</w:t>
+      </w:r>
+    </w:p>
+    <w:p>
+      <w:r>
+        <w:rPr>
+          <w:b/>
+        </w:rPr>
         <w:t>Tretåig hackspett (NT, §4)</w:t>
       </w:r>
       <w:r>
@@ -330,6 +359,62 @@
         <w:rPr>
           <w:b/>
         </w:rPr>
+        <w:t>Ullticka (NT)</w:t>
+      </w:r>
+      <w:r>
+        <w:t xml:space="preserve"> är knuten till restbestånd av barrnaturskog och förekommer med ett tydligt optimum i orörda eller måttligt påverkade gamla granskogar där det föreligger viss kontinuitet av grov död ved. Ullticka är en bra signalart inom hela sitt utbredningsområde och i södra Sverige är den sällsynt och en god signalart för skyddsvärda granskogsmiljöer. Den hotas av avverkning och fragmentering av naturskog och äldre granskog med lång trädkontinuitet. På ullticka kan ibland ulltickeporing (VU) påträffas - det är en sällsynt ticka som nyligen delats upp i de tre olika arterna ulltickeporing </w:t>
+      </w:r>
+      <w:r>
+        <w:rPr>
+          <w:i/>
+        </w:rPr>
+        <w:t xml:space="preserve">Skeletocutis brevispora </w:t>
+      </w:r>
+      <w:r>
+        <w:t>(VU)</w:t>
+      </w:r>
+      <w:r>
+        <w:rPr>
+          <w:i/>
+        </w:rPr>
+        <w:t>, Skeletocutis delicata</w:t>
+      </w:r>
+      <w:r>
+        <w:t xml:space="preserve"> (VU)</w:t>
+      </w:r>
+      <w:r>
+        <w:rPr>
+          <w:i/>
+        </w:rPr>
+        <w:t xml:space="preserve"> och Skeletocutis exilis</w:t>
+      </w:r>
+      <w:r>
+        <w:t xml:space="preserve"> (NT). Ullticka är typisk art för </w:t>
+      </w:r>
+      <w:r>
+        <w:rPr>
+          <w:i/>
+        </w:rPr>
+        <w:t xml:space="preserve">9010 Taiga, 9050 Näringsrik granskog </w:t>
+      </w:r>
+      <w:r>
+        <w:t xml:space="preserve">och </w:t>
+      </w:r>
+      <w:r>
+        <w:rPr>
+          <w:i/>
+        </w:rPr>
+        <w:t>9030 Landhöjningsskog</w:t>
+      </w:r>
+      <w:r>
+        <w:t xml:space="preserve"> (SLU Artdatabanken, 2026; Nitare &amp; Skogsstyrelsen, 2019; Miettinen &amp; Niemelä, 2018).</w:t>
+      </w:r>
+    </w:p>
+    <w:p>
+      <w:r>
+        <w:rPr>
+          <w:b/>
+        </w:rPr>
         <w:t>Vedskivlav (NT)</w:t>
       </w:r>
       <w:r>
@@ -379,6 +464,26 @@
         <w:rPr>
           <w:b/>
         </w:rPr>
+        <w:t xml:space="preserve">Linnea </w:t>
+      </w:r>
+      <w:r>
+        <w:t xml:space="preserve">är typisk art för </w:t>
+      </w:r>
+      <w:r>
+        <w:rPr>
+          <w:i/>
+        </w:rPr>
+        <w:t>9010 Taiga</w:t>
+      </w:r>
+      <w:r>
+        <w:t>. På linnea kan man hitta sporsäcksvampen linnealudd (SLU Artdatabanken, 2025).</w:t>
+      </w:r>
+    </w:p>
+    <w:p>
+      <w:r>
+        <w:rPr>
+          <w:b/>
+        </w:rPr>
         <w:t>Spillkråka (§4)</w:t>
       </w:r>
       <w:r>
@@ -401,6 +506,35 @@
       </w:r>
       <w:r>
         <w:t>. Den behöver grova träd, främst tall, asp och bok som boträd. Skogsbruk med korta omloppstider och täta, homogena ungskogar utgör det största hotet. Spillkråka är en nyckelart i skogliga miljöer vars övergivna bohål utnyttjas av flera andra hålhäckande fågelarter och fladdermöss, däribland pärluggla (EN, §4), knipa (§4), salskrake (§4) och skogsduva (§4). Hökuggla (VU, §4) och slaguggla (§4) häckar ofta i högstubbar som brutits av i höjd med ett gammalt spillkråkebo (SLU Artdatabanken, 2026; Skogsstyrelsen, 2016).</w:t>
+      </w:r>
+    </w:p>
+    <w:p>
+      <w:r>
+        <w:rPr>
+          <w:b/>
+        </w:rPr>
+        <w:t>Tjäder (§4)</w:t>
+      </w:r>
+      <w:r>
+        <w:t xml:space="preserve"> omfattas av bilaga 1 och 2 EU:s fågeldirektiv och är typisk art för </w:t>
+      </w:r>
+      <w:r>
+        <w:rPr>
+          <w:i/>
+        </w:rPr>
+        <w:t xml:space="preserve">9010 Taiga </w:t>
+      </w:r>
+      <w:r>
+        <w:t xml:space="preserve">och </w:t>
+      </w:r>
+      <w:r>
+        <w:rPr>
+          <w:i/>
+        </w:rPr>
+        <w:t>9740 Skogsbevuxen myr</w:t>
+      </w:r>
+      <w:r>
+        <w:t>. Tjädern är en utpräglad skogsfågel knuten till större sammanhängande barrskogsområden. Tupparna och hönorna utnyttjar till viss del olika miljöer, och habitatvalet varierar dessutom mellan olika delar av året. För att det ska finnas livskraftiga tjäderbestånd krävs funktionella skogslandskap med en blandning av uppvuxen, gles och luckig skog, täta sumpskogar, myrar och andra små våtmarker. Arten försvinner när skogen fragmenteras och den sammanlagda arealen hyggen och andra öppna områden blir för stor. Ett småskaligt och försiktigt virkesuttag genom hyggesfria metoder kan i vissa fall vara möjligt i området inom 200 m från lekcentrum. Längre ut från lekcentrum, inom 200–500 m bör den avverkade ytan inte överskrida 1 hektar för att undvika alltför stora och snabba förändringar (Skogsstyrelsen, 2019; SLU Artdatabanken, 2024).</w:t>
       </w:r>
     </w:p>
     <w:p>
@@ -509,7 +643,7 @@
         <w:rPr>
           <w:i/>
         </w:rPr>
-        <w:t>I det avverkningsanmälda skogsområdet har 6 naturvårdsarter varav 4 rödlistade arter sina livsmiljöer och växtplatser.</w:t>
+        <w:t>I det avverkningsanmälda skogsområdet har 10 naturvårdsarter varav 6 rödlistade arter sina livsmiljöer och växtplatser.</w:t>
       </w:r>
     </w:p>
     <w:p>
@@ -1176,6 +1310,75 @@
       </w:r>
       <w:r>
         <w:t>SLU Artdatabanken, Uppsala.</w:t>
+      </w:r>
+    </w:p>
+    <w:p>
+      <w:pPr>
+        <w:pStyle w:val="Heading1"/>
+      </w:pPr>
+      <w:r>
+        <w:t>Tjäder – ekologi samt krav på livsmiljön</w:t>
+      </w:r>
+    </w:p>
+    <w:p>
+      <w:r>
+        <w:t xml:space="preserve">Tjäder (§4) omfattas av bilaga 1 och 2 EU:s fågeldirektiv och är typisk art för </w:t>
+      </w:r>
+      <w:r>
+        <w:rPr>
+          <w:i/>
+        </w:rPr>
+        <w:t xml:space="preserve">9010 Taiga </w:t>
+      </w:r>
+      <w:r>
+        <w:t xml:space="preserve">och </w:t>
+      </w:r>
+      <w:r>
+        <w:rPr>
+          <w:i/>
+        </w:rPr>
+        <w:t>9740 Skogsbevuxen myr</w:t>
+      </w:r>
+      <w:r>
+        <w:t>. Tjädern är en utpräglad skogsfågel knuten till större sammanhängande barrskogsområden. Tupparna och hönorna utnyttjar till viss del olika miljöer, och habitatvalet varierar dessutom mellan olika delar av året. För att det ska finnas livskraftiga tjäderbestånd krävs funktionella skogslandskap med en blandning av uppvuxen, gles och luckig skog, täta sumpskogar, myrar och andra små våtmarker (Skogsstyrelsen, 2019; SLU Artdatabanken 2024).</w:t>
+      </w:r>
+    </w:p>
+    <w:p>
+      <w:r>
+        <w:t>Arten försvinner när skogen fragmenteras och den sammanlagda arealen hyggen och andra öppna områden blir för stor. Ett småskaligt och försiktigt virkesuttag genom hyggesfria metoder kan i vissa fall vara möjligt i området inom 200 m från lekcentrum. Längre ut från lekcentrum, inom 200–500 m bör den avverkade ytan inte överskrida 1 hektar för att undvika alltför stora och snabba förändringar (Skogsstyrelsen, 2019).</w:t>
+      </w:r>
+    </w:p>
+    <w:p>
+      <w:pPr>
+        <w:pStyle w:val="Heading2"/>
+      </w:pPr>
+      <w:r>
+        <w:t>Referenser – tjäder</w:t>
+      </w:r>
+    </w:p>
+    <w:p>
+      <w:r>
+        <w:t xml:space="preserve">Skogsstyrelsen, 2019. </w:t>
+      </w:r>
+      <w:r>
+        <w:rPr>
+          <w:i/>
+        </w:rPr>
+        <w:t>Vägledning för hänsyn till fåglar – tjäder.</w:t>
+      </w:r>
+    </w:p>
+    <w:p>
+      <w:r>
+        <w:t xml:space="preserve">SLU Artdatabanken, 2024. </w:t>
+      </w:r>
+      <w:r>
+        <w:rPr>
+          <w:i/>
+        </w:rPr>
+        <w:t xml:space="preserve">Artfaktablad. Naturvård – artfakta. </w:t>
+      </w:r>
+      <w:r>
+        <w:t>SLU Artdatabanken, Uppsala</w:t>
       </w:r>
     </w:p>
     <w:sectPr>
@@ -1306,7 +1509,7 @@
     <w:r>
       <w:tab/>
       <w:tab/>
-      <w:t>2026-10-29</w:t>
+      <w:t>2026-10-31</w:t>
       <w:br/>
       <w:br/>
     </w:r>
